--- a/doc/MAJA01.04.03.P003.F002 -MODIFICACION DE CONTRATO - CONVENIO - ACEPTACIÓN DE OFERTA AJUSTADO (1).docx
+++ b/doc/MAJA01.04.03.P003.F002 -MODIFICACION DE CONTRATO - CONVENIO - ACEPTACIÓN DE OFERTA AJUSTADO (1).docx
@@ -5187,7 +5187,7 @@
           <w:szCs w:val="24"/>
           <w:lang w:val="es-ES"/>
         </w:rPr>
-        <w:t>Contratista,</w:t>
+        <w:t>${CARGO_REVISO},</w:t>
       </w:r>
       <w:r>
         <w:rPr>
